--- a/Testing Approach.docx
+++ b/Testing Approach.docx
@@ -938,7 +938,6 @@
         <w:t xml:space="preserve"> the app behaves </w:t>
       </w:r>
     </w:p>
-    <w:p/>
     <w:p>
       <w:pPr>
         <w:pStyle w:val="Heading2"/>
@@ -965,8 +964,8 @@
         <w:tblLook w:val="06A0" w:firstRow="1" w:lastRow="0" w:firstColumn="1" w:lastColumn="0" w:noHBand="1" w:noVBand="1"/>
       </w:tblPr>
       <w:tblGrid>
-        <w:gridCol w:w="1307"/>
-        <w:gridCol w:w="8379"/>
+        <w:gridCol w:w="1815"/>
+        <w:gridCol w:w="7871"/>
       </w:tblGrid>
       <w:tr>
         <w:trPr>
@@ -974,7 +973,7 @@
         </w:trPr>
         <w:tc>
           <w:tcPr>
-            <w:tcW w:w="1307" w:type="dxa"/>
+            <w:tcW w:w="1815" w:type="dxa"/>
             <w:tcBorders>
               <w:top w:val="single" w:sz="6"/>
               <w:left w:val="single" w:sz="6"/>
@@ -999,7 +998,7 @@
         </w:tc>
         <w:tc>
           <w:tcPr>
-            <w:tcW w:w="8379" w:type="dxa"/>
+            <w:tcW w:w="7871" w:type="dxa"/>
             <w:tcBorders>
               <w:top w:val="single" w:sz="6"/>
               <w:left w:val="single" w:sz="6"/>
@@ -1029,7 +1028,7 @@
         </w:trPr>
         <w:tc>
           <w:tcPr>
-            <w:tcW w:w="1307" w:type="dxa"/>
+            <w:tcW w:w="1815" w:type="dxa"/>
             <w:tcBorders>
               <w:top w:val="single" w:sz="6"/>
               <w:left w:val="single" w:sz="6"/>
@@ -1059,7 +1058,7 @@
         </w:tc>
         <w:tc>
           <w:tcPr>
-            <w:tcW w:w="8379" w:type="dxa"/>
+            <w:tcW w:w="7871" w:type="dxa"/>
             <w:tcBorders>
               <w:top w:val="single" w:sz="6"/>
               <w:left w:val="single" w:sz="6"/>
@@ -1086,11 +1085,11 @@
       </w:tr>
       <w:tr>
         <w:trPr>
-          <w:trHeight w:val="300"/>
+          <w:trHeight w:val="2580"/>
         </w:trPr>
         <w:tc>
           <w:tcPr>
-            <w:tcW w:w="1307" w:type="dxa"/>
+            <w:tcW w:w="1815" w:type="dxa"/>
             <w:tcBorders>
               <w:top w:val="single" w:sz="6"/>
               <w:left w:val="single" w:sz="6"/>
@@ -1115,7 +1114,191 @@
         </w:tc>
         <w:tc>
           <w:tcPr>
-            <w:tcW w:w="8379" w:type="dxa"/>
+            <w:tcW w:w="7871" w:type="dxa"/>
+            <w:tcBorders>
+              <w:top w:val="single" w:sz="6"/>
+              <w:left w:val="single" w:sz="6"/>
+              <w:bottom w:val="single" w:sz="6"/>
+              <w:right w:val="single" w:sz="6"/>
+            </w:tcBorders>
+            <w:tcMar/>
+            <w:vAlign w:val="center"/>
+          </w:tcPr>
+          <w:p>
+            <w:pPr>
+              <w:pStyle w:val="ListParagraph"/>
+              <w:numPr>
+                <w:ilvl w:val="0"/>
+                <w:numId w:val="6"/>
+              </w:numPr>
+              <w:spacing w:before="0" w:beforeAutospacing="off" w:after="0" w:afterAutospacing="off"/>
+              <w:rPr>
+                <w:sz w:val="24"/>
+                <w:szCs w:val="24"/>
+              </w:rPr>
+            </w:pPr>
+            <w:r>
+              <w:rPr/>
+              <w:t xml:space="preserve">FAB click triggers a </w:t>
+            </w:r>
+            <w:r>
+              <w:rPr/>
+              <w:t>Snackbar</w:t>
+            </w:r>
+            <w:r>
+              <w:rPr/>
+              <w:t>; Settings menu opens correctly.</w:t>
+            </w:r>
+          </w:p>
+          <w:p>
+            <w:pPr>
+              <w:pStyle w:val="ListParagraph"/>
+              <w:numPr>
+                <w:ilvl w:val="0"/>
+                <w:numId w:val="6"/>
+              </w:numPr>
+              <w:spacing w:before="0" w:beforeAutospacing="off" w:after="0" w:afterAutospacing="off"/>
+              <w:rPr>
+                <w:sz w:val="24"/>
+                <w:szCs w:val="24"/>
+              </w:rPr>
+            </w:pPr>
+            <w:r>
+              <w:rPr/>
+              <w:t xml:space="preserve">Setting </w:t>
+            </w:r>
+            <w:r>
+              <w:rPr/>
+              <w:t xml:space="preserve">screen </w:t>
+            </w:r>
+            <w:r>
+              <w:rPr/>
+              <w:t>open up</w:t>
+            </w:r>
+            <w:r>
+              <w:rPr/>
+              <w:t xml:space="preserve"> when we click on 3 dots </w:t>
+            </w:r>
+          </w:p>
+          <w:p>
+            <w:pPr>
+              <w:pStyle w:val="ListParagraph"/>
+              <w:numPr>
+                <w:ilvl w:val="0"/>
+                <w:numId w:val="6"/>
+              </w:numPr>
+              <w:spacing w:before="0" w:beforeAutospacing="off" w:after="0" w:afterAutospacing="off"/>
+              <w:rPr>
+                <w:sz w:val="24"/>
+                <w:szCs w:val="24"/>
+              </w:rPr>
+            </w:pPr>
+            <w:r>
+              <w:rPr/>
+              <w:t xml:space="preserve">When one </w:t>
+            </w:r>
+            <w:r>
+              <w:rPr/>
+              <w:t>menu (</w:t>
+            </w:r>
+            <w:r>
+              <w:rPr/>
+              <w:t>ex setting</w:t>
+            </w:r>
+            <w:r>
+              <w:rPr/>
+              <w:t>)</w:t>
+            </w:r>
+            <w:r>
+              <w:rPr/>
+              <w:t xml:space="preserve"> is open and when we click on another menu</w:t>
+            </w:r>
+            <w:r>
+              <w:rPr/>
+              <w:t xml:space="preserve"> (</w:t>
+            </w:r>
+            <w:r>
+              <w:rPr/>
+              <w:t>Snackbar</w:t>
+            </w:r>
+            <w:r>
+              <w:rPr/>
+              <w:t xml:space="preserve">) </w:t>
+            </w:r>
+            <w:r>
+              <w:rPr/>
+              <w:t xml:space="preserve"> it should close the other menu</w:t>
+            </w:r>
+            <w:r>
+              <w:rPr/>
+              <w:t xml:space="preserve"> – this is priority checking</w:t>
+            </w:r>
+          </w:p>
+          <w:p>
+            <w:pPr>
+              <w:pStyle w:val="ListParagraph"/>
+              <w:numPr>
+                <w:ilvl w:val="0"/>
+                <w:numId w:val="6"/>
+              </w:numPr>
+              <w:spacing w:before="0" w:beforeAutospacing="off" w:after="0" w:afterAutospacing="off"/>
+              <w:rPr/>
+            </w:pPr>
+            <w:r>
+              <w:rPr/>
+              <w:t>When</w:t>
+            </w:r>
+            <w:r>
+              <w:rPr/>
+              <w:t xml:space="preserve"> the app is open and we press home button and come back to app again it should be in same status </w:t>
+            </w:r>
+          </w:p>
+          <w:p>
+            <w:pPr>
+              <w:pStyle w:val="ListParagraph"/>
+              <w:numPr>
+                <w:ilvl w:val="0"/>
+                <w:numId w:val="6"/>
+              </w:numPr>
+              <w:spacing w:before="0" w:beforeAutospacing="off" w:after="0" w:afterAutospacing="off"/>
+              <w:rPr/>
+            </w:pPr>
+            <w:r>
+              <w:rPr/>
+              <w:t xml:space="preserve">Type </w:t>
+            </w:r>
+            <w:r>
+              <w:rPr/>
+              <w:t>“ Reference</w:t>
+            </w:r>
+            <w:r>
+              <w:rPr/>
+              <w:t>” in the search bar the app should open up.</w:t>
+            </w:r>
+          </w:p>
+          <w:p>
+            <w:pPr>
+              <w:pStyle w:val="ListParagraph"/>
+              <w:spacing w:before="0" w:beforeAutospacing="off" w:after="0" w:afterAutospacing="off"/>
+              <w:ind w:left="720"/>
+            </w:pPr>
+          </w:p>
+          <w:p>
+            <w:pPr>
+              <w:pStyle w:val="ListParagraph"/>
+              <w:spacing w:before="0" w:beforeAutospacing="off" w:after="0" w:afterAutospacing="off"/>
+              <w:ind w:left="720"/>
+            </w:pPr>
+          </w:p>
+        </w:tc>
+      </w:tr>
+      <w:tr>
+        <w:trPr>
+          <w:trHeight w:val="300"/>
+        </w:trPr>
+        <w:tc>
+          <w:tcPr>
+            <w:tcW w:w="1815" w:type="dxa"/>
             <w:tcBorders>
               <w:top w:val="single" w:sz="6"/>
               <w:left w:val="single" w:sz="6"/>
@@ -1130,48 +1313,17 @@
               <w:spacing w:before="0" w:beforeAutospacing="off" w:after="0" w:afterAutospacing="off"/>
             </w:pPr>
             <w:r>
-              <w:rPr/>
-              <w:t xml:space="preserve">FAB click triggers a </w:t>
-            </w:r>
-            <w:r>
-              <w:rPr/>
-              <w:t>Snackbar</w:t>
-            </w:r>
-            <w:r>
-              <w:rPr/>
-              <w:t>; Settings menu opens correctly.</w:t>
-            </w:r>
-          </w:p>
-          <w:p>
-            <w:pPr>
-              <w:spacing w:before="0" w:beforeAutospacing="off" w:after="0" w:afterAutospacing="off"/>
-            </w:pPr>
-            <w:r>
-              <w:rPr/>
-              <w:t>Settomh</w:t>
-            </w:r>
-            <w:r>
-              <w:rPr/>
-              <w:t xml:space="preserve"> screen </w:t>
-            </w:r>
-            <w:r>
-              <w:rPr/>
-              <w:t>open up</w:t>
-            </w:r>
-            <w:r>
-              <w:rPr/>
-              <w:t xml:space="preserve"> when we click on 3 dots </w:t>
+              <w:rPr>
+                <w:b w:val="1"/>
+                <w:bCs w:val="1"/>
+              </w:rPr>
+              <w:t>UI / UX</w:t>
             </w:r>
           </w:p>
         </w:tc>
-      </w:tr>
-      <w:tr>
-        <w:trPr>
-          <w:trHeight w:val="300"/>
-        </w:trPr>
         <w:tc>
           <w:tcPr>
-            <w:tcW w:w="1307" w:type="dxa"/>
+            <w:tcW w:w="7871" w:type="dxa"/>
             <w:tcBorders>
               <w:top w:val="single" w:sz="6"/>
               <w:left w:val="single" w:sz="6"/>
@@ -1186,17 +1338,19 @@
               <w:spacing w:before="0" w:beforeAutospacing="off" w:after="0" w:afterAutospacing="off"/>
             </w:pPr>
             <w:r>
-              <w:rPr>
-                <w:b w:val="1"/>
-                <w:bCs w:val="1"/>
-              </w:rPr>
-              <w:t>UI / UX</w:t>
+              <w:rPr/>
+              <w:t>"Hello World" text visibility; Mail icon (FAB) placement.</w:t>
             </w:r>
           </w:p>
         </w:tc>
+      </w:tr>
+      <w:tr>
+        <w:trPr>
+          <w:trHeight w:val="300"/>
+        </w:trPr>
         <w:tc>
           <w:tcPr>
-            <w:tcW w:w="8379" w:type="dxa"/>
+            <w:tcW w:w="1815" w:type="dxa"/>
             <w:tcBorders>
               <w:top w:val="single" w:sz="6"/>
               <w:left w:val="single" w:sz="6"/>
@@ -1211,19 +1365,17 @@
               <w:spacing w:before="0" w:beforeAutospacing="off" w:after="0" w:afterAutospacing="off"/>
             </w:pPr>
             <w:r>
-              <w:rPr/>
-              <w:t>"Hello World" text visibility; Mail icon (FAB) placement.</w:t>
+              <w:rPr>
+                <w:b w:val="1"/>
+                <w:bCs w:val="1"/>
+              </w:rPr>
+              <w:t>Integration</w:t>
             </w:r>
           </w:p>
         </w:tc>
-      </w:tr>
-      <w:tr>
-        <w:trPr>
-          <w:trHeight w:val="300"/>
-        </w:trPr>
         <w:tc>
           <w:tcPr>
-            <w:tcW w:w="1307" w:type="dxa"/>
+            <w:tcW w:w="7871" w:type="dxa"/>
             <w:tcBorders>
               <w:top w:val="single" w:sz="6"/>
               <w:left w:val="single" w:sz="6"/>
@@ -1238,17 +1390,29 @@
               <w:spacing w:before="0" w:beforeAutospacing="off" w:after="0" w:afterAutospacing="off"/>
             </w:pPr>
             <w:r>
+              <w:rPr/>
+              <w:t xml:space="preserve">Verification that the Activity correctly binds to the </w:t>
+            </w:r>
+            <w:r>
               <w:rPr>
-                <w:b w:val="1"/>
-                <w:bCs w:val="1"/>
+                <w:rFonts w:ascii="Consolas" w:hAnsi="Consolas" w:eastAsia="Consolas" w:cs="Consolas"/>
               </w:rPr>
-              <w:t>Integration</w:t>
+              <w:t>content_main</w:t>
+            </w:r>
+            <w:r>
+              <w:rPr/>
+              <w:t xml:space="preserve"> layout.</w:t>
             </w:r>
           </w:p>
         </w:tc>
+      </w:tr>
+      <w:tr>
+        <w:trPr>
+          <w:trHeight w:val="300"/>
+        </w:trPr>
         <w:tc>
           <w:tcPr>
-            <w:tcW w:w="8379" w:type="dxa"/>
+            <w:tcW w:w="1815" w:type="dxa"/>
             <w:tcBorders>
               <w:top w:val="single" w:sz="6"/>
               <w:left w:val="single" w:sz="6"/>
@@ -1263,29 +1427,17 @@
               <w:spacing w:before="0" w:beforeAutospacing="off" w:after="0" w:afterAutospacing="off"/>
             </w:pPr>
             <w:r>
-              <w:rPr/>
-              <w:t xml:space="preserve">Verification that the Activity correctly binds to the </w:t>
-            </w:r>
-            <w:r>
               <w:rPr>
-                <w:rFonts w:ascii="Consolas" w:hAnsi="Consolas" w:eastAsia="Consolas" w:cs="Consolas"/>
+                <w:b w:val="1"/>
+                <w:bCs w:val="1"/>
               </w:rPr>
-              <w:t>content_main</w:t>
-            </w:r>
-            <w:r>
-              <w:rPr/>
-              <w:t xml:space="preserve"> layout.</w:t>
+              <w:t>Regression</w:t>
             </w:r>
           </w:p>
         </w:tc>
-      </w:tr>
-      <w:tr>
-        <w:trPr>
-          <w:trHeight w:val="300"/>
-        </w:trPr>
         <w:tc>
           <w:tcPr>
-            <w:tcW w:w="1307" w:type="dxa"/>
+            <w:tcW w:w="7871" w:type="dxa"/>
             <w:tcBorders>
               <w:top w:val="single" w:sz="6"/>
               <w:left w:val="single" w:sz="6"/>
@@ -1300,17 +1452,19 @@
               <w:spacing w:before="0" w:beforeAutospacing="off" w:after="0" w:afterAutospacing="off"/>
             </w:pPr>
             <w:r>
-              <w:rPr>
-                <w:b w:val="1"/>
-                <w:bCs w:val="1"/>
-              </w:rPr>
-              <w:t>Regression</w:t>
+              <w:rPr/>
+              <w:t>Ensuring new API 34 updates didn't break core "Hello World" visibility.</w:t>
             </w:r>
           </w:p>
         </w:tc>
+      </w:tr>
+      <w:tr>
+        <w:trPr>
+          <w:trHeight w:val="300"/>
+        </w:trPr>
         <w:tc>
           <w:tcPr>
-            <w:tcW w:w="8379" w:type="dxa"/>
+            <w:tcW w:w="1815" w:type="dxa"/>
             <w:tcBorders>
               <w:top w:val="single" w:sz="6"/>
               <w:left w:val="single" w:sz="6"/>
@@ -1325,19 +1479,17 @@
               <w:spacing w:before="0" w:beforeAutospacing="off" w:after="0" w:afterAutospacing="off"/>
             </w:pPr>
             <w:r>
-              <w:rPr/>
-              <w:t>Ensuring new API 34 updates didn't break core "Hello World" visibility.</w:t>
+              <w:rPr>
+                <w:b w:val="1"/>
+                <w:bCs w:val="1"/>
+              </w:rPr>
+              <w:t>Edge Case</w:t>
             </w:r>
           </w:p>
         </w:tc>
-      </w:tr>
-      <w:tr>
-        <w:trPr>
-          <w:trHeight w:val="300"/>
-        </w:trPr>
         <w:tc>
           <w:tcPr>
-            <w:tcW w:w="1307" w:type="dxa"/>
+            <w:tcW w:w="7871" w:type="dxa"/>
             <w:tcBorders>
               <w:top w:val="single" w:sz="6"/>
               <w:left w:val="single" w:sz="6"/>
@@ -1349,32 +1501,16 @@
           </w:tcPr>
           <w:p>
             <w:pPr>
+              <w:pStyle w:val="ListParagraph"/>
+              <w:numPr>
+                <w:ilvl w:val="0"/>
+                <w:numId w:val="7"/>
+              </w:numPr>
               <w:spacing w:before="0" w:beforeAutospacing="off" w:after="0" w:afterAutospacing="off"/>
-            </w:pPr>
-            <w:r>
               <w:rPr>
-                <w:b w:val="1"/>
-                <w:bCs w:val="1"/>
+                <w:sz w:val="24"/>
+                <w:szCs w:val="24"/>
               </w:rPr>
-              <w:t>Edge Case</w:t>
-            </w:r>
-          </w:p>
-        </w:tc>
-        <w:tc>
-          <w:tcPr>
-            <w:tcW w:w="8379" w:type="dxa"/>
-            <w:tcBorders>
-              <w:top w:val="single" w:sz="6"/>
-              <w:left w:val="single" w:sz="6"/>
-              <w:bottom w:val="single" w:sz="6"/>
-              <w:right w:val="single" w:sz="6"/>
-            </w:tcBorders>
-            <w:tcMar/>
-            <w:vAlign w:val="center"/>
-          </w:tcPr>
-          <w:p>
-            <w:pPr>
-              <w:spacing w:before="0" w:beforeAutospacing="off" w:after="0" w:afterAutospacing="off"/>
             </w:pPr>
             <w:r>
               <w:rPr/>
@@ -1391,7 +1527,16 @@
           </w:p>
           <w:p>
             <w:pPr>
+              <w:pStyle w:val="ListParagraph"/>
+              <w:numPr>
+                <w:ilvl w:val="0"/>
+                <w:numId w:val="7"/>
+              </w:numPr>
               <w:spacing w:before="0" w:beforeAutospacing="off" w:after="0" w:afterAutospacing="off"/>
+              <w:rPr>
+                <w:sz w:val="24"/>
+                <w:szCs w:val="24"/>
+              </w:rPr>
             </w:pPr>
             <w:r>
               <w:rPr/>
@@ -1404,6 +1549,62 @@
             <w:r>
               <w:rPr/>
               <w:t xml:space="preserve"> used to call and check what will happen to app</w:t>
+            </w:r>
+            <w:r>
+              <w:rPr/>
+              <w:t xml:space="preserve"> it should not c</w:t>
+            </w:r>
+            <w:r>
+              <w:rPr/>
+              <w:t>rash</w:t>
+            </w:r>
+          </w:p>
+          <w:p>
+            <w:pPr>
+              <w:pStyle w:val="ListParagraph"/>
+              <w:numPr>
+                <w:ilvl w:val="0"/>
+                <w:numId w:val="6"/>
+              </w:numPr>
+              <w:spacing w:before="0" w:beforeAutospacing="off" w:after="0" w:afterAutospacing="off"/>
+              <w:rPr/>
+            </w:pPr>
+            <w:r>
+              <w:rPr/>
+              <w:t>After the killing the app The app should open again without issues</w:t>
+            </w:r>
+          </w:p>
+          <w:p>
+            <w:pPr>
+              <w:pStyle w:val="ListParagraph"/>
+              <w:numPr>
+                <w:ilvl w:val="0"/>
+                <w:numId w:val="6"/>
+              </w:numPr>
+              <w:spacing w:before="0" w:beforeAutospacing="off" w:after="0" w:afterAutospacing="off"/>
+              <w:rPr/>
+            </w:pPr>
+            <w:r>
+              <w:rPr/>
+              <w:t>Keep the app open and disconnect only wifi the app should not crash</w:t>
+            </w:r>
+          </w:p>
+          <w:p>
+            <w:pPr>
+              <w:pStyle w:val="ListParagraph"/>
+              <w:numPr>
+                <w:ilvl w:val="0"/>
+                <w:numId w:val="6"/>
+              </w:numPr>
+              <w:spacing w:before="0" w:beforeAutospacing="off" w:after="0" w:afterAutospacing="off"/>
+              <w:rPr>
+                <w:sz w:val="24"/>
+                <w:szCs w:val="24"/>
+              </w:rPr>
+            </w:pPr>
+            <w:r>
+              <w:rPr/>
+              <w:t>Keep the app open and disconnect data as well the app should not crash and show proper message</w:t>
             </w:r>
           </w:p>
         </w:tc>
@@ -1414,7 +1615,7 @@
         </w:trPr>
         <w:tc>
           <w:tcPr>
-            <w:tcW w:w="1307" w:type="dxa"/>
+            <w:tcW w:w="1815" w:type="dxa"/>
             <w:tcBorders>
               <w:top w:val="single" w:sz="6"/>
               <w:left w:val="single" w:sz="6"/>
@@ -1433,11 +1634,18 @@
                 <w:bCs w:val="1"/>
               </w:rPr>
             </w:pPr>
+            <w:r>
+              <w:rPr>
+                <w:b w:val="1"/>
+                <w:bCs w:val="1"/>
+              </w:rPr>
+              <w:t xml:space="preserve">Automated test case </w:t>
+            </w:r>
           </w:p>
         </w:tc>
         <w:tc>
           <w:tcPr>
-            <w:tcW w:w="8379" w:type="dxa"/>
+            <w:tcW w:w="7871" w:type="dxa"/>
             <w:tcBorders>
               <w:top w:val="single" w:sz="6"/>
               <w:left w:val="single" w:sz="6"/>
@@ -1447,6 +1655,163 @@
             <w:tcMar/>
             <w:vAlign w:val="center"/>
           </w:tcPr>
+          <w:p>
+            <w:pPr>
+              <w:pStyle w:val="ListParagraph"/>
+              <w:numPr>
+                <w:ilvl w:val="0"/>
+                <w:numId w:val="8"/>
+              </w:numPr>
+              <w:spacing w:before="240" w:beforeAutospacing="off" w:after="240" w:afterAutospacing="off"/>
+              <w:rPr>
+                <w:rFonts w:ascii="Aptos" w:hAnsi="Aptos" w:eastAsia="Aptos" w:cs="Aptos"/>
+                <w:noProof w:val="0"/>
+                <w:sz w:val="24"/>
+                <w:szCs w:val="24"/>
+                <w:lang w:val="en-US"/>
+              </w:rPr>
+            </w:pPr>
+            <w:r>
+              <w:rPr>
+                <w:rFonts w:ascii="Aptos" w:hAnsi="Aptos" w:eastAsia="Aptos" w:cs="Aptos"/>
+                <w:b w:val="1"/>
+                <w:bCs w:val="1"/>
+                <w:noProof w:val="0"/>
+                <w:sz w:val="24"/>
+                <w:szCs w:val="24"/>
+                <w:lang w:val="en-US"/>
+              </w:rPr>
+              <w:t>Main Content Verification:</w:t>
+            </w:r>
+            <w:r>
+              <w:rPr>
+                <w:rFonts w:ascii="Aptos" w:hAnsi="Aptos" w:eastAsia="Aptos" w:cs="Aptos"/>
+                <w:noProof w:val="0"/>
+                <w:sz w:val="24"/>
+                <w:szCs w:val="24"/>
+                <w:lang w:val="en-US"/>
+              </w:rPr>
+              <w:t xml:space="preserve"> Verify "Hello World!" text appears on </w:t>
+            </w:r>
+            <w:r>
+              <w:rPr>
+                <w:rFonts w:ascii="Aptos" w:hAnsi="Aptos" w:eastAsia="Aptos" w:cs="Aptos"/>
+                <w:noProof w:val="0"/>
+                <w:sz w:val="24"/>
+                <w:szCs w:val="24"/>
+                <w:lang w:val="en-US"/>
+              </w:rPr>
+              <w:t>initial</w:t>
+            </w:r>
+            <w:r>
+              <w:rPr>
+                <w:rFonts w:ascii="Aptos" w:hAnsi="Aptos" w:eastAsia="Aptos" w:cs="Aptos"/>
+                <w:noProof w:val="0"/>
+                <w:sz w:val="24"/>
+                <w:szCs w:val="24"/>
+                <w:lang w:val="en-US"/>
+              </w:rPr>
+              <w:t xml:space="preserve"> launch.</w:t>
+            </w:r>
+          </w:p>
+          <w:p>
+            <w:pPr>
+              <w:pStyle w:val="ListParagraph"/>
+              <w:numPr>
+                <w:ilvl w:val="0"/>
+                <w:numId w:val="8"/>
+              </w:numPr>
+              <w:spacing w:before="240" w:beforeAutospacing="off" w:after="240" w:afterAutospacing="off"/>
+              <w:rPr>
+                <w:rFonts w:ascii="Aptos" w:hAnsi="Aptos" w:eastAsia="Aptos" w:cs="Aptos"/>
+                <w:noProof w:val="0"/>
+                <w:sz w:val="24"/>
+                <w:szCs w:val="24"/>
+                <w:lang w:val="en-US"/>
+              </w:rPr>
+            </w:pPr>
+            <w:r>
+              <w:rPr>
+                <w:rFonts w:ascii="Aptos" w:hAnsi="Aptos" w:eastAsia="Aptos" w:cs="Aptos"/>
+                <w:b w:val="1"/>
+                <w:bCs w:val="1"/>
+                <w:noProof w:val="0"/>
+                <w:sz w:val="24"/>
+                <w:szCs w:val="24"/>
+                <w:lang w:val="en-US"/>
+              </w:rPr>
+              <w:t>FAB Interaction:</w:t>
+            </w:r>
+            <w:r>
+              <w:rPr>
+                <w:rFonts w:ascii="Aptos" w:hAnsi="Aptos" w:eastAsia="Aptos" w:cs="Aptos"/>
+                <w:noProof w:val="0"/>
+                <w:sz w:val="24"/>
+                <w:szCs w:val="24"/>
+                <w:lang w:val="en-US"/>
+              </w:rPr>
+              <w:t xml:space="preserve"> Verify that clicking on the Floating Action Button triggers the correct </w:t>
+            </w:r>
+            <w:r>
+              <w:rPr>
+                <w:rFonts w:ascii="Aptos" w:hAnsi="Aptos" w:eastAsia="Aptos" w:cs="Aptos"/>
+                <w:noProof w:val="0"/>
+                <w:sz w:val="24"/>
+                <w:szCs w:val="24"/>
+                <w:lang w:val="en-US"/>
+              </w:rPr>
+              <w:t>Snackbar</w:t>
+            </w:r>
+            <w:r>
+              <w:rPr>
+                <w:rFonts w:ascii="Aptos" w:hAnsi="Aptos" w:eastAsia="Aptos" w:cs="Aptos"/>
+                <w:noProof w:val="0"/>
+                <w:sz w:val="24"/>
+                <w:szCs w:val="24"/>
+                <w:lang w:val="en-US"/>
+              </w:rPr>
+              <w:t xml:space="preserve"> message.</w:t>
+            </w:r>
+          </w:p>
+          <w:p>
+            <w:pPr>
+              <w:pStyle w:val="ListParagraph"/>
+              <w:numPr>
+                <w:ilvl w:val="0"/>
+                <w:numId w:val="8"/>
+              </w:numPr>
+              <w:spacing w:before="240" w:beforeAutospacing="off" w:after="240" w:afterAutospacing="off"/>
+              <w:rPr>
+                <w:rFonts w:ascii="Aptos" w:hAnsi="Aptos" w:eastAsia="Aptos" w:cs="Aptos"/>
+                <w:noProof w:val="0"/>
+                <w:sz w:val="24"/>
+                <w:szCs w:val="24"/>
+                <w:lang w:val="en-US"/>
+              </w:rPr>
+            </w:pPr>
+            <w:r>
+              <w:rPr>
+                <w:rFonts w:ascii="Aptos" w:hAnsi="Aptos" w:eastAsia="Aptos" w:cs="Aptos"/>
+                <w:b w:val="1"/>
+                <w:bCs w:val="1"/>
+                <w:noProof w:val="0"/>
+                <w:sz w:val="24"/>
+                <w:szCs w:val="24"/>
+                <w:lang w:val="en-US"/>
+              </w:rPr>
+              <w:t>Navigation/Menu:</w:t>
+            </w:r>
+            <w:r>
+              <w:rPr>
+                <w:rFonts w:ascii="Aptos" w:hAnsi="Aptos" w:eastAsia="Aptos" w:cs="Aptos"/>
+                <w:noProof w:val="0"/>
+                <w:sz w:val="24"/>
+                <w:szCs w:val="24"/>
+                <w:lang w:val="en-US"/>
+              </w:rPr>
+              <w:t xml:space="preserve"> Verify that the "Settings" menu item is accessible via the 3-dot overflow button.</w:t>
+            </w:r>
+          </w:p>
           <w:p>
             <w:pPr>
               <w:pStyle w:val="Normal"/>
@@ -1749,6 +2114,342 @@
 
 <file path=word/numbering.xml><?xml version="1.0" encoding="utf-8"?>
 <w:numbering xmlns:w="http://schemas.openxmlformats.org/wordprocessingml/2006/main">
+  <w:abstractNum xmlns:w="http://schemas.openxmlformats.org/wordprocessingml/2006/main" w:abstractNumId="8">
+    <w:nsid w:val="398c3af9"/>
+    <w:multiLevelType xmlns:w="http://schemas.openxmlformats.org/wordprocessingml/2006/main" w:val="hybridMultilevel"/>
+    <w:lvl xmlns:w="http://schemas.openxmlformats.org/wordprocessingml/2006/main" w:ilvl="0">
+      <w:start w:val="1"/>
+      <w:numFmt w:val="bullet"/>
+      <w:lvlText w:val=""/>
+      <w:lvlJc w:val="left"/>
+      <w:pPr>
+        <w:ind w:left="720" w:hanging="360"/>
+      </w:pPr>
+      <w:rPr>
+        <w:rFonts w:hint="default" w:ascii="Symbol" w:hAnsi="Symbol"/>
+      </w:rPr>
+    </w:lvl>
+    <w:lvl xmlns:w="http://schemas.openxmlformats.org/wordprocessingml/2006/main" w:ilvl="1">
+      <w:start w:val="1"/>
+      <w:numFmt w:val="bullet"/>
+      <w:lvlText w:val="o"/>
+      <w:lvlJc w:val="left"/>
+      <w:pPr>
+        <w:ind w:left="1440" w:hanging="360"/>
+      </w:pPr>
+      <w:rPr>
+        <w:rFonts w:hint="default" w:ascii="Courier New" w:hAnsi="Courier New"/>
+      </w:rPr>
+    </w:lvl>
+    <w:lvl xmlns:w="http://schemas.openxmlformats.org/wordprocessingml/2006/main" w:ilvl="2">
+      <w:start w:val="1"/>
+      <w:numFmt w:val="bullet"/>
+      <w:lvlText w:val=""/>
+      <w:lvlJc w:val="left"/>
+      <w:pPr>
+        <w:ind w:left="2160" w:hanging="360"/>
+      </w:pPr>
+      <w:rPr>
+        <w:rFonts w:hint="default" w:ascii="Wingdings" w:hAnsi="Wingdings"/>
+      </w:rPr>
+    </w:lvl>
+    <w:lvl xmlns:w="http://schemas.openxmlformats.org/wordprocessingml/2006/main" w:ilvl="3">
+      <w:start w:val="1"/>
+      <w:numFmt w:val="bullet"/>
+      <w:lvlText w:val=""/>
+      <w:lvlJc w:val="left"/>
+      <w:pPr>
+        <w:ind w:left="2880" w:hanging="360"/>
+      </w:pPr>
+      <w:rPr>
+        <w:rFonts w:hint="default" w:ascii="Symbol" w:hAnsi="Symbol"/>
+      </w:rPr>
+    </w:lvl>
+    <w:lvl xmlns:w="http://schemas.openxmlformats.org/wordprocessingml/2006/main" w:ilvl="4">
+      <w:start w:val="1"/>
+      <w:numFmt w:val="bullet"/>
+      <w:lvlText w:val="o"/>
+      <w:lvlJc w:val="left"/>
+      <w:pPr>
+        <w:ind w:left="3600" w:hanging="360"/>
+      </w:pPr>
+      <w:rPr>
+        <w:rFonts w:hint="default" w:ascii="Courier New" w:hAnsi="Courier New"/>
+      </w:rPr>
+    </w:lvl>
+    <w:lvl xmlns:w="http://schemas.openxmlformats.org/wordprocessingml/2006/main" w:ilvl="5">
+      <w:start w:val="1"/>
+      <w:numFmt w:val="bullet"/>
+      <w:lvlText w:val=""/>
+      <w:lvlJc w:val="left"/>
+      <w:pPr>
+        <w:ind w:left="4320" w:hanging="360"/>
+      </w:pPr>
+      <w:rPr>
+        <w:rFonts w:hint="default" w:ascii="Wingdings" w:hAnsi="Wingdings"/>
+      </w:rPr>
+    </w:lvl>
+    <w:lvl xmlns:w="http://schemas.openxmlformats.org/wordprocessingml/2006/main" w:ilvl="6">
+      <w:start w:val="1"/>
+      <w:numFmt w:val="bullet"/>
+      <w:lvlText w:val=""/>
+      <w:lvlJc w:val="left"/>
+      <w:pPr>
+        <w:ind w:left="5040" w:hanging="360"/>
+      </w:pPr>
+      <w:rPr>
+        <w:rFonts w:hint="default" w:ascii="Symbol" w:hAnsi="Symbol"/>
+      </w:rPr>
+    </w:lvl>
+    <w:lvl xmlns:w="http://schemas.openxmlformats.org/wordprocessingml/2006/main" w:ilvl="7">
+      <w:start w:val="1"/>
+      <w:numFmt w:val="bullet"/>
+      <w:lvlText w:val="o"/>
+      <w:lvlJc w:val="left"/>
+      <w:pPr>
+        <w:ind w:left="5760" w:hanging="360"/>
+      </w:pPr>
+      <w:rPr>
+        <w:rFonts w:hint="default" w:ascii="Courier New" w:hAnsi="Courier New"/>
+      </w:rPr>
+    </w:lvl>
+    <w:lvl xmlns:w="http://schemas.openxmlformats.org/wordprocessingml/2006/main" w:ilvl="8">
+      <w:start w:val="1"/>
+      <w:numFmt w:val="bullet"/>
+      <w:lvlText w:val=""/>
+      <w:lvlJc w:val="left"/>
+      <w:pPr>
+        <w:ind w:left="6480" w:hanging="360"/>
+      </w:pPr>
+      <w:rPr>
+        <w:rFonts w:hint="default" w:ascii="Wingdings" w:hAnsi="Wingdings"/>
+      </w:rPr>
+    </w:lvl>
+  </w:abstractNum>
+  <w:abstractNum xmlns:w="http://schemas.openxmlformats.org/wordprocessingml/2006/main" w:abstractNumId="7">
+    <w:nsid w:val="4b21ec90"/>
+    <w:multiLevelType xmlns:w="http://schemas.openxmlformats.org/wordprocessingml/2006/main" w:val="hybridMultilevel"/>
+    <w:lvl xmlns:w="http://schemas.openxmlformats.org/wordprocessingml/2006/main" w:ilvl="0">
+      <w:start w:val="1"/>
+      <w:numFmt w:val="bullet"/>
+      <w:lvlText w:val=""/>
+      <w:lvlJc w:val="left"/>
+      <w:pPr>
+        <w:ind w:left="720" w:hanging="360"/>
+      </w:pPr>
+      <w:rPr>
+        <w:rFonts w:hint="default" w:ascii="Symbol" w:hAnsi="Symbol"/>
+      </w:rPr>
+    </w:lvl>
+    <w:lvl xmlns:w="http://schemas.openxmlformats.org/wordprocessingml/2006/main" w:ilvl="1">
+      <w:start w:val="1"/>
+      <w:numFmt w:val="bullet"/>
+      <w:lvlText w:val="o"/>
+      <w:lvlJc w:val="left"/>
+      <w:pPr>
+        <w:ind w:left="1440" w:hanging="360"/>
+      </w:pPr>
+      <w:rPr>
+        <w:rFonts w:hint="default" w:ascii="Courier New" w:hAnsi="Courier New"/>
+      </w:rPr>
+    </w:lvl>
+    <w:lvl xmlns:w="http://schemas.openxmlformats.org/wordprocessingml/2006/main" w:ilvl="2">
+      <w:start w:val="1"/>
+      <w:numFmt w:val="bullet"/>
+      <w:lvlText w:val=""/>
+      <w:lvlJc w:val="left"/>
+      <w:pPr>
+        <w:ind w:left="2160" w:hanging="360"/>
+      </w:pPr>
+      <w:rPr>
+        <w:rFonts w:hint="default" w:ascii="Wingdings" w:hAnsi="Wingdings"/>
+      </w:rPr>
+    </w:lvl>
+    <w:lvl xmlns:w="http://schemas.openxmlformats.org/wordprocessingml/2006/main" w:ilvl="3">
+      <w:start w:val="1"/>
+      <w:numFmt w:val="bullet"/>
+      <w:lvlText w:val=""/>
+      <w:lvlJc w:val="left"/>
+      <w:pPr>
+        <w:ind w:left="2880" w:hanging="360"/>
+      </w:pPr>
+      <w:rPr>
+        <w:rFonts w:hint="default" w:ascii="Symbol" w:hAnsi="Symbol"/>
+      </w:rPr>
+    </w:lvl>
+    <w:lvl xmlns:w="http://schemas.openxmlformats.org/wordprocessingml/2006/main" w:ilvl="4">
+      <w:start w:val="1"/>
+      <w:numFmt w:val="bullet"/>
+      <w:lvlText w:val="o"/>
+      <w:lvlJc w:val="left"/>
+      <w:pPr>
+        <w:ind w:left="3600" w:hanging="360"/>
+      </w:pPr>
+      <w:rPr>
+        <w:rFonts w:hint="default" w:ascii="Courier New" w:hAnsi="Courier New"/>
+      </w:rPr>
+    </w:lvl>
+    <w:lvl xmlns:w="http://schemas.openxmlformats.org/wordprocessingml/2006/main" w:ilvl="5">
+      <w:start w:val="1"/>
+      <w:numFmt w:val="bullet"/>
+      <w:lvlText w:val=""/>
+      <w:lvlJc w:val="left"/>
+      <w:pPr>
+        <w:ind w:left="4320" w:hanging="360"/>
+      </w:pPr>
+      <w:rPr>
+        <w:rFonts w:hint="default" w:ascii="Wingdings" w:hAnsi="Wingdings"/>
+      </w:rPr>
+    </w:lvl>
+    <w:lvl xmlns:w="http://schemas.openxmlformats.org/wordprocessingml/2006/main" w:ilvl="6">
+      <w:start w:val="1"/>
+      <w:numFmt w:val="bullet"/>
+      <w:lvlText w:val=""/>
+      <w:lvlJc w:val="left"/>
+      <w:pPr>
+        <w:ind w:left="5040" w:hanging="360"/>
+      </w:pPr>
+      <w:rPr>
+        <w:rFonts w:hint="default" w:ascii="Symbol" w:hAnsi="Symbol"/>
+      </w:rPr>
+    </w:lvl>
+    <w:lvl xmlns:w="http://schemas.openxmlformats.org/wordprocessingml/2006/main" w:ilvl="7">
+      <w:start w:val="1"/>
+      <w:numFmt w:val="bullet"/>
+      <w:lvlText w:val="o"/>
+      <w:lvlJc w:val="left"/>
+      <w:pPr>
+        <w:ind w:left="5760" w:hanging="360"/>
+      </w:pPr>
+      <w:rPr>
+        <w:rFonts w:hint="default" w:ascii="Courier New" w:hAnsi="Courier New"/>
+      </w:rPr>
+    </w:lvl>
+    <w:lvl xmlns:w="http://schemas.openxmlformats.org/wordprocessingml/2006/main" w:ilvl="8">
+      <w:start w:val="1"/>
+      <w:numFmt w:val="bullet"/>
+      <w:lvlText w:val=""/>
+      <w:lvlJc w:val="left"/>
+      <w:pPr>
+        <w:ind w:left="6480" w:hanging="360"/>
+      </w:pPr>
+      <w:rPr>
+        <w:rFonts w:hint="default" w:ascii="Wingdings" w:hAnsi="Wingdings"/>
+      </w:rPr>
+    </w:lvl>
+  </w:abstractNum>
+  <w:abstractNum xmlns:w="http://schemas.openxmlformats.org/wordprocessingml/2006/main" w:abstractNumId="6">
+    <w:nsid w:val="2951befa"/>
+    <w:multiLevelType xmlns:w="http://schemas.openxmlformats.org/wordprocessingml/2006/main" w:val="hybridMultilevel"/>
+    <w:lvl xmlns:w="http://schemas.openxmlformats.org/wordprocessingml/2006/main" w:ilvl="0">
+      <w:start w:val="1"/>
+      <w:numFmt w:val="bullet"/>
+      <w:lvlText w:val=""/>
+      <w:lvlJc w:val="left"/>
+      <w:pPr>
+        <w:ind w:left="720" w:hanging="360"/>
+      </w:pPr>
+      <w:rPr>
+        <w:rFonts w:hint="default" w:ascii="Symbol" w:hAnsi="Symbol"/>
+      </w:rPr>
+    </w:lvl>
+    <w:lvl xmlns:w="http://schemas.openxmlformats.org/wordprocessingml/2006/main" w:ilvl="1">
+      <w:start w:val="1"/>
+      <w:numFmt w:val="bullet"/>
+      <w:lvlText w:val="o"/>
+      <w:lvlJc w:val="left"/>
+      <w:pPr>
+        <w:ind w:left="1440" w:hanging="360"/>
+      </w:pPr>
+      <w:rPr>
+        <w:rFonts w:hint="default" w:ascii="Courier New" w:hAnsi="Courier New"/>
+      </w:rPr>
+    </w:lvl>
+    <w:lvl xmlns:w="http://schemas.openxmlformats.org/wordprocessingml/2006/main" w:ilvl="2">
+      <w:start w:val="1"/>
+      <w:numFmt w:val="bullet"/>
+      <w:lvlText w:val=""/>
+      <w:lvlJc w:val="left"/>
+      <w:pPr>
+        <w:ind w:left="2160" w:hanging="360"/>
+      </w:pPr>
+      <w:rPr>
+        <w:rFonts w:hint="default" w:ascii="Wingdings" w:hAnsi="Wingdings"/>
+      </w:rPr>
+    </w:lvl>
+    <w:lvl xmlns:w="http://schemas.openxmlformats.org/wordprocessingml/2006/main" w:ilvl="3">
+      <w:start w:val="1"/>
+      <w:numFmt w:val="bullet"/>
+      <w:lvlText w:val=""/>
+      <w:lvlJc w:val="left"/>
+      <w:pPr>
+        <w:ind w:left="2880" w:hanging="360"/>
+      </w:pPr>
+      <w:rPr>
+        <w:rFonts w:hint="default" w:ascii="Symbol" w:hAnsi="Symbol"/>
+      </w:rPr>
+    </w:lvl>
+    <w:lvl xmlns:w="http://schemas.openxmlformats.org/wordprocessingml/2006/main" w:ilvl="4">
+      <w:start w:val="1"/>
+      <w:numFmt w:val="bullet"/>
+      <w:lvlText w:val="o"/>
+      <w:lvlJc w:val="left"/>
+      <w:pPr>
+        <w:ind w:left="3600" w:hanging="360"/>
+      </w:pPr>
+      <w:rPr>
+        <w:rFonts w:hint="default" w:ascii="Courier New" w:hAnsi="Courier New"/>
+      </w:rPr>
+    </w:lvl>
+    <w:lvl xmlns:w="http://schemas.openxmlformats.org/wordprocessingml/2006/main" w:ilvl="5">
+      <w:start w:val="1"/>
+      <w:numFmt w:val="bullet"/>
+      <w:lvlText w:val=""/>
+      <w:lvlJc w:val="left"/>
+      <w:pPr>
+        <w:ind w:left="4320" w:hanging="360"/>
+      </w:pPr>
+      <w:rPr>
+        <w:rFonts w:hint="default" w:ascii="Wingdings" w:hAnsi="Wingdings"/>
+      </w:rPr>
+    </w:lvl>
+    <w:lvl xmlns:w="http://schemas.openxmlformats.org/wordprocessingml/2006/main" w:ilvl="6">
+      <w:start w:val="1"/>
+      <w:numFmt w:val="bullet"/>
+      <w:lvlText w:val=""/>
+      <w:lvlJc w:val="left"/>
+      <w:pPr>
+        <w:ind w:left="5040" w:hanging="360"/>
+      </w:pPr>
+      <w:rPr>
+        <w:rFonts w:hint="default" w:ascii="Symbol" w:hAnsi="Symbol"/>
+      </w:rPr>
+    </w:lvl>
+    <w:lvl xmlns:w="http://schemas.openxmlformats.org/wordprocessingml/2006/main" w:ilvl="7">
+      <w:start w:val="1"/>
+      <w:numFmt w:val="bullet"/>
+      <w:lvlText w:val="o"/>
+      <w:lvlJc w:val="left"/>
+      <w:pPr>
+        <w:ind w:left="5760" w:hanging="360"/>
+      </w:pPr>
+      <w:rPr>
+        <w:rFonts w:hint="default" w:ascii="Courier New" w:hAnsi="Courier New"/>
+      </w:rPr>
+    </w:lvl>
+    <w:lvl xmlns:w="http://schemas.openxmlformats.org/wordprocessingml/2006/main" w:ilvl="8">
+      <w:start w:val="1"/>
+      <w:numFmt w:val="bullet"/>
+      <w:lvlText w:val=""/>
+      <w:lvlJc w:val="left"/>
+      <w:pPr>
+        <w:ind w:left="6480" w:hanging="360"/>
+      </w:pPr>
+      <w:rPr>
+        <w:rFonts w:hint="default" w:ascii="Wingdings" w:hAnsi="Wingdings"/>
+      </w:rPr>
+    </w:lvl>
+  </w:abstractNum>
   <w:abstractNum xmlns:w="http://schemas.openxmlformats.org/wordprocessingml/2006/main" w:abstractNumId="5">
     <w:nsid w:val="6da70b64"/>
     <w:multiLevelType xmlns:w="http://schemas.openxmlformats.org/wordprocessingml/2006/main" w:val="hybridMultilevel"/>
@@ -2255,6 +2956,15 @@
       </w:rPr>
     </w:lvl>
   </w:abstractNum>
+  <w:num w:numId="8">
+    <w:abstractNumId w:val="8"/>
+  </w:num>
+  <w:num w:numId="7">
+    <w:abstractNumId w:val="7"/>
+  </w:num>
+  <w:num w:numId="6">
+    <w:abstractNumId w:val="6"/>
+  </w:num>
   <w:num w:numId="5">
     <w:abstractNumId w:val="5"/>
   </w:num>
@@ -2701,7 +3411,7 @@
     <w:next w:val="Normal"/>
     <w:unhideWhenUsed/>
     <w:qFormat/>
-    <w:rsid w:val="36E45CC0"/>
+    <w:rsid w:val="4B18D06C"/>
     <w:rPr>
       <w:rFonts w:ascii="Aptos Display" w:hAnsi="Aptos Display" w:eastAsia="" w:cs="" w:asciiTheme="majorAscii" w:hAnsiTheme="majorAscii" w:eastAsiaTheme="majorEastAsia" w:cstheme="majorBidi"/>
       <w:color w:val="0F4761" w:themeColor="accent1" w:themeTint="FF" w:themeShade="BF"/>
@@ -2722,7 +3432,7 @@
     <w:next w:val="Normal"/>
     <w:unhideWhenUsed/>
     <w:qFormat/>
-    <w:rsid w:val="36E45CC0"/>
+    <w:rsid w:val="4B18D06C"/>
     <w:rPr>
       <w:rFonts w:eastAsia="" w:cs="" w:eastAsiaTheme="majorEastAsia" w:cstheme="majorBidi"/>
       <w:color w:val="0F4761" w:themeColor="accent1" w:themeTint="FF" w:themeShade="BF"/>
@@ -2741,7 +3451,7 @@
     <w:name w:val="List Paragraph"/>
     <w:basedOn w:val="Normal"/>
     <w:qFormat/>
-    <w:rsid w:val="36E45CC0"/>
+    <w:rsid w:val="4B18D06C"/>
     <w:pPr>
       <w:spacing/>
       <w:ind w:left="720"/>

--- a/Testing Approach.docx
+++ b/Testing Approach.docx
@@ -500,6 +500,13 @@
     <w:p>
       <w:pPr>
         <w:spacing w:before="240" w:beforeAutospacing="off" w:after="240" w:afterAutospacing="off"/>
+        <w:rPr>
+          <w:rFonts w:ascii="Aptos" w:hAnsi="Aptos" w:eastAsia="Aptos" w:cs="Aptos"/>
+          <w:noProof w:val="0"/>
+          <w:sz w:val="24"/>
+          <w:szCs w:val="24"/>
+          <w:lang w:val="en-US"/>
+        </w:rPr>
       </w:pPr>
       <w:r>
         <w:rPr>
@@ -566,6 +573,36 @@
           <w:lang w:val="en-US"/>
         </w:rPr>
         <w:t>. It uses standard JUnit reporting to generate clear pass/fail maps (XML/HTML), making it easy for the whole team to see the results.</w:t>
+      </w:r>
+      <w:r>
+        <w:rPr>
+          <w:rFonts w:ascii="Aptos" w:hAnsi="Aptos" w:eastAsia="Aptos" w:cs="Aptos"/>
+          <w:noProof w:val="0"/>
+          <w:sz w:val="24"/>
+          <w:szCs w:val="24"/>
+          <w:lang w:val="en-US"/>
+        </w:rPr>
+        <w:t xml:space="preserve">   </w:t>
+      </w:r>
+      <w:r>
+        <w:rPr>
+          <w:rFonts w:ascii="Aptos" w:hAnsi="Aptos" w:eastAsia="Aptos" w:cs="Aptos"/>
+          <w:noProof w:val="0"/>
+          <w:sz w:val="24"/>
+          <w:szCs w:val="24"/>
+          <w:lang w:val="en-US"/>
+        </w:rPr>
+        <w:t>it's</w:t>
+      </w:r>
+      <w:r>
+        <w:rPr>
+          <w:rFonts w:ascii="Aptos" w:hAnsi="Aptos" w:eastAsia="Aptos" w:cs="Aptos"/>
+          <w:noProof w:val="0"/>
+          <w:sz w:val="24"/>
+          <w:szCs w:val="24"/>
+          <w:lang w:val="en-US"/>
+        </w:rPr>
+        <w:t xml:space="preserve"> a local report  </w:t>
       </w:r>
     </w:p>
     <w:p>
@@ -1173,7 +1210,7 @@
             </w:r>
             <w:r>
               <w:rPr/>
-              <w:t>open up</w:t>
+              <w:t>open</w:t>
             </w:r>
             <w:r>
               <w:rPr/>
@@ -1269,11 +1306,27 @@
             </w:r>
             <w:r>
               <w:rPr/>
-              <w:t>“ Reference</w:t>
-            </w:r>
-            <w:r>
-              <w:rPr/>
-              <w:t>” in the search bar the app should open up.</w:t>
+              <w:t>“Reference</w:t>
+            </w:r>
+            <w:r>
+              <w:rPr/>
+              <w:t xml:space="preserve">” in the search </w:t>
+            </w:r>
+            <w:r>
+              <w:rPr/>
+              <w:t>bar</w:t>
+            </w:r>
+            <w:r>
+              <w:rPr/>
+              <w:t xml:space="preserve"> the app should </w:t>
+            </w:r>
+            <w:r>
+              <w:rPr/>
+              <w:t>open up</w:t>
+            </w:r>
+            <w:r>
+              <w:rPr/>
+              <w:t>.</w:t>
             </w:r>
           </w:p>
           <w:p>
@@ -1863,7 +1916,6 @@
       <w:pPr>
         <w:pStyle w:val="Normal"/>
         <w:suppressLineNumbers w:val="0"/>
-        <w:bidi w:val="0"/>
         <w:spacing w:before="0" w:beforeAutospacing="off" w:after="240" w:afterAutospacing="off" w:line="279" w:lineRule="auto"/>
         <w:ind w:left="0" w:right="0"/>
         <w:jc w:val="left"/>
@@ -1884,46 +1936,6 @@
           <w:lang w:val="en-US"/>
         </w:rPr>
         <w:t xml:space="preserve">Dynamic document </w:t>
-      </w:r>
-    </w:p>
-    <w:p>
-      <w:pPr>
-        <w:pStyle w:val="ListParagraph"/>
-        <w:numPr>
-          <w:ilvl w:val="0"/>
-          <w:numId w:val="3"/>
-        </w:numPr>
-        <w:bidi w:val="0"/>
-        <w:spacing w:before="240" w:beforeAutospacing="off" w:after="240" w:afterAutospacing="off"/>
-        <w:rPr>
-          <w:rFonts w:ascii="Aptos" w:hAnsi="Aptos" w:eastAsia="Aptos" w:cs="Aptos"/>
-          <w:noProof w:val="0"/>
-          <w:sz w:val="24"/>
-          <w:szCs w:val="24"/>
-          <w:lang w:val="en-US"/>
-        </w:rPr>
-      </w:pPr>
-      <w:r>
-        <w:rPr>
-          <w:rFonts w:ascii="Aptos" w:hAnsi="Aptos" w:eastAsia="Aptos" w:cs="Aptos"/>
-          <w:b w:val="1"/>
-          <w:bCs w:val="1"/>
-          <w:noProof w:val="0"/>
-          <w:sz w:val="24"/>
-          <w:szCs w:val="24"/>
-          <w:lang w:val="en-US"/>
-        </w:rPr>
-        <w:t>KDoc/JSDoc:</w:t>
-      </w:r>
-      <w:r>
-        <w:rPr>
-          <w:rFonts w:ascii="Aptos" w:hAnsi="Aptos" w:eastAsia="Aptos" w:cs="Aptos"/>
-          <w:noProof w:val="0"/>
-          <w:sz w:val="24"/>
-          <w:szCs w:val="24"/>
-          <w:lang w:val="en-US"/>
-        </w:rPr>
-        <w:t xml:space="preserve"> Used within the code to explain complex Espresso Matchers.</w:t>
       </w:r>
     </w:p>
     <w:p>
